--- a/docs/21-data-flow-diagram.docx
+++ b/docs/21-data-flow-diagram.docx
@@ -60,7 +60,7 @@
           <w:rFonts w:ascii="Consolas" w:hAnsi="Consolas"/>
           <w:sz w:val="20"/>
         </w:rPr>
-        <w:t>3b5fc6a</w:t>
+        <w:t>a29e0cf</w:t>
       </w:r>
       <w:r>
         <w:t xml:space="preserve"> (2026-08-16), the schema/service layer as of that commit. This is a point-in-time artifact, not auto-synced to the live codebase — re-generate by hand after a schema or major flow change, the same convention as </w:t>
@@ -467,7 +467,7 @@
           <w:rFonts w:ascii="Consolas" w:hAnsi="Consolas"/>
           <w:sz w:val="19"/>
         </w:rPr>
-        <w:t xml:space="preserve">      │  4. enter email code + phone code           │           │</w:t>
+        <w:t xml:space="preserve">      │  4. enter email code                        │           │</w:t>
       </w:r>
     </w:p>
     <w:p>
@@ -476,7 +476,7 @@
           <w:rFonts w:ascii="Consolas" w:hAnsi="Consolas"/>
           <w:sz w:val="19"/>
         </w:rPr>
-        <w:t xml:space="preserve">      │     (2 separate calls)                      │2. create  │3. issue OTP</w:t>
+        <w:t xml:space="preserve">      v                                              │2. create  │3. issue OTP (email only)</w:t>
       </w:r>
     </w:p>
     <w:p>
@@ -485,7 +485,7 @@
           <w:rFonts w:ascii="Consolas" w:hAnsi="Consolas"/>
           <w:sz w:val="19"/>
         </w:rPr>
-        <w:t xml:space="preserve">      v                                              v           v</w:t>
+        <w:t xml:space="preserve"> ┌──────────┐                              ╔══════════╗   ┌─────────────────┐</w:t>
       </w:r>
     </w:p>
     <w:p>
@@ -494,7 +494,7 @@
           <w:rFonts w:ascii="Consolas" w:hAnsi="Consolas"/>
           <w:sz w:val="19"/>
         </w:rPr>
-        <w:t xml:space="preserve"> ┌──────────┐                              ╔══════════╗   ┌─────────────────┐</w:t>
+        <w:t xml:space="preserve"> │ 4.0      │                              ║   User    ║   │  2.0 Issue OTP   │</w:t>
       </w:r>
     </w:p>
     <w:p>
@@ -503,7 +503,7 @@
           <w:rFonts w:ascii="Consolas" w:hAnsi="Consolas"/>
           <w:sz w:val="19"/>
         </w:rPr>
-        <w:t xml:space="preserve"> │ 4.0      │                              ║   User    ║   │  2.0 Issue OTP   │</w:t>
+        <w:t xml:space="preserve"> │ Verify   ├─────────────────────────────&gt;║  (D1)     ║   │  (OtpService)    │</w:t>
       </w:r>
     </w:p>
     <w:p>
@@ -512,7 +512,7 @@
           <w:rFonts w:ascii="Consolas" w:hAnsi="Consolas"/>
           <w:sz w:val="19"/>
         </w:rPr>
-        <w:t xml:space="preserve"> │ Verify   ├─────────────────────────────&gt;║  (D1)     ║   │  (OtpService)    │</w:t>
+        <w:t xml:space="preserve"> │ OTP      │  5. set emailVerifiedAt      ╚══════════╝   └──────────┬──────┘</w:t>
       </w:r>
     </w:p>
     <w:p>
@@ -521,7 +521,7 @@
           <w:rFonts w:ascii="Consolas" w:hAnsi="Consolas"/>
           <w:sz w:val="19"/>
         </w:rPr>
-        <w:t xml:space="preserve"> │ OTP      │  5. set emailVerifiedAt /    ╚══════════╝   └──┬────────────┬──┘</w:t>
+        <w:t xml:space="preserve"> └────┬─────┘                                                        │</w:t>
       </w:r>
     </w:p>
     <w:p>
@@ -530,7 +530,7 @@
           <w:rFonts w:ascii="Consolas" w:hAnsi="Consolas"/>
           <w:sz w:val="19"/>
         </w:rPr>
-        <w:t xml:space="preserve"> └────┬─────┘     phoneVerifiedAt                            │            │</w:t>
+        <w:t xml:space="preserve">      │                                                  6. code hash│</w:t>
       </w:r>
     </w:p>
     <w:p>
@@ -539,7 +539,7 @@
           <w:rFonts w:ascii="Consolas" w:hAnsi="Consolas"/>
           <w:sz w:val="19"/>
         </w:rPr>
-        <w:t xml:space="preserve">      │                                          6. code hash│            │6. code hash</w:t>
+        <w:t xml:space="preserve">      │ 7. once verified: issue tokens                               v</w:t>
       </w:r>
     </w:p>
     <w:p>
@@ -548,7 +548,7 @@
           <w:rFonts w:ascii="Consolas" w:hAnsi="Consolas"/>
           <w:sz w:val="19"/>
         </w:rPr>
-        <w:t xml:space="preserve">      │ 7. once BOTH verified: issue tokens                  v            v</w:t>
+        <w:t xml:space="preserve">      v                                              ╔══════════════╗</w:t>
       </w:r>
     </w:p>
     <w:p>
@@ -557,7 +557,7 @@
           <w:rFonts w:ascii="Consolas" w:hAnsi="Consolas"/>
           <w:sz w:val="19"/>
         </w:rPr>
-        <w:t xml:space="preserve">      v                                              ╔══════════════╗  (same store,</w:t>
+        <w:t xml:space="preserve"> ┌──────────┐                                        ║  OtpCode (D2) ║</w:t>
       </w:r>
     </w:p>
     <w:p>
@@ -566,7 +566,7 @@
           <w:rFonts w:ascii="Consolas" w:hAnsi="Consolas"/>
           <w:sz w:val="19"/>
         </w:rPr>
-        <w:t xml:space="preserve"> ┌──────────┐                                        ║  OtpCode (D2) ║  per channel)</w:t>
+        <w:t xml:space="preserve"> │ Customer │&lt;──────────────── tokens ────────────────╚══════════════╝</w:t>
       </w:r>
     </w:p>
     <w:p>
@@ -575,7 +575,7 @@
           <w:rFonts w:ascii="Consolas" w:hAnsi="Consolas"/>
           <w:sz w:val="19"/>
         </w:rPr>
-        <w:t xml:space="preserve"> │ Customer │&lt;──────────────── tokens ────────────────╚══════════════╝</w:t>
+        <w:t xml:space="preserve"> └──────────┘</w:t>
       </w:r>
     </w:p>
     <w:p>
@@ -584,7 +584,6 @@
           <w:rFonts w:ascii="Consolas" w:hAnsi="Consolas"/>
           <w:sz w:val="19"/>
         </w:rPr>
-        <w:t xml:space="preserve"> └──────────┘</w:t>
       </w:r>
     </w:p>
     <w:p>
@@ -593,6 +592,7 @@
           <w:rFonts w:ascii="Consolas" w:hAnsi="Consolas"/>
           <w:sz w:val="19"/>
         </w:rPr>
+        <w:t xml:space="preserve">                    3a. email</w:t>
       </w:r>
     </w:p>
     <w:p>
@@ -601,7 +601,7 @@
           <w:rFonts w:ascii="Consolas" w:hAnsi="Consolas"/>
           <w:sz w:val="19"/>
         </w:rPr>
-        <w:t xml:space="preserve">                    3a. email          3b. SMS</w:t>
+        <w:t xml:space="preserve">                  ┌──────────┐</w:t>
       </w:r>
     </w:p>
     <w:p>
@@ -610,7 +610,7 @@
           <w:rFonts w:ascii="Consolas" w:hAnsi="Consolas"/>
           <w:sz w:val="19"/>
         </w:rPr>
-        <w:t xml:space="preserve">                  ┌──────────┐       ┌──────────┐</w:t>
+        <w:t xml:space="preserve">                  │  Brevo    │</w:t>
       </w:r>
     </w:p>
     <w:p>
@@ -619,7 +619,7 @@
           <w:rFonts w:ascii="Consolas" w:hAnsi="Consolas"/>
           <w:sz w:val="19"/>
         </w:rPr>
-        <w:t xml:space="preserve">                  │  Brevo    │       │ Africa's  │</w:t>
+        <w:t xml:space="preserve">                  │  HTTP API │</w:t>
       </w:r>
     </w:p>
     <w:p>
@@ -628,16 +628,7 @@
           <w:rFonts w:ascii="Consolas" w:hAnsi="Consolas"/>
           <w:sz w:val="19"/>
         </w:rPr>
-        <w:t xml:space="preserve">                  │  HTTP API │       │ Talking   │</w:t>
-      </w:r>
-    </w:p>
-    <w:p>
-      <w:r>
-        <w:rPr>
-          <w:rFonts w:ascii="Consolas" w:hAnsi="Consolas"/>
-          <w:sz w:val="19"/>
-        </w:rPr>
-        <w:t xml:space="preserve">                  └──────────┘       └──────────┘</w:t>
+        <w:t xml:space="preserve">                  └──────────┘</w:t>
       </w:r>
     </w:p>
     <w:p>
@@ -671,27 +662,37 @@
         <w:t>User</w:t>
       </w:r>
       <w:r>
-        <w:t xml:space="preserve"> row, then dispatches both OTP channels via </w:t>
+        <w:t xml:space="preserve"> row, then dispatches the email OTP channel only — a delivery failure is logged but never crashes the request (a real incident this session, see </w:t>
       </w:r>
       <w:r>
         <w:rPr>
           <w:rFonts w:ascii="Consolas" w:hAnsi="Consolas"/>
           <w:sz w:val="20"/>
         </w:rPr>
-        <w:t>Promise.allSettled</w:t>
-      </w:r>
-      <w:r>
-        <w:t xml:space="preserve"> — a delivery failure on either channel is logged but never crashes the request (a real incident this session, see </w:t>
+        <w:t>13-incident-response-and-troubleshooting.md</w:t>
+      </w:r>
+      <w:r>
+        <w:t xml:space="preserve"> #4). SMS is intentionally not issued here (temporary, per user decision): the only Africa's Talking credentials on file are </w:t>
       </w:r>
       <w:r>
         <w:rPr>
           <w:rFonts w:ascii="Consolas" w:hAnsi="Consolas"/>
           <w:sz w:val="20"/>
         </w:rPr>
-        <w:t>13-incident-response-and-troubleshooting.md</w:t>
-      </w:r>
-      <w:r>
-        <w:t xml:space="preserve"> #4).</w:t>
+        <w:t>sandbox</w:t>
+      </w:r>
+      <w:r>
+        <w:t xml:space="preserve">, which never delivers to a real phone number, so gating registration on it was locking customers out of accounts they could never finish verifying — see </w:t>
+      </w:r>
+      <w:r>
+        <w:rPr>
+          <w:rFonts w:ascii="Consolas" w:hAnsi="Consolas"/>
+          <w:sz w:val="20"/>
+        </w:rPr>
+        <w:t>07-authentication-and-authorization.md</w:t>
+      </w:r>
+      <w:r>
+        <w:t xml:space="preserve"> and the SRS's FR-9.4a. Phone is still collected and stored (FR-9.1) for later use; only the verify-by-SMS step is skipped.</w:t>
       </w:r>
     </w:p>
     <w:p>
@@ -725,7 +726,17 @@
         <w:t>sha256</w:t>
       </w:r>
       <w:r>
-        <w:t xml:space="preserve"> convention as refresh tokens), and calls the matching delivery service.</w:t>
+        <w:t xml:space="preserve"> convention as refresh tokens), and calls </w:t>
+      </w:r>
+      <w:r>
+        <w:rPr>
+          <w:rFonts w:ascii="Consolas" w:hAnsi="Consolas"/>
+          <w:sz w:val="20"/>
+        </w:rPr>
+        <w:t>MailService</w:t>
+      </w:r>
+      <w:r>
+        <w:t>.</w:t>
       </w:r>
     </w:p>
     <w:p>
@@ -736,7 +747,7 @@
         <w:rPr>
           <w:b/>
         </w:rPr>
-        <w:t>3a/3b</w:t>
+        <w:t>3a</w:t>
       </w:r>
       <w:r>
         <w:t xml:space="preserve">: </w:t>
@@ -749,7 +760,7 @@
         <w:t>MailService</w:t>
       </w:r>
       <w:r>
-        <w:t xml:space="preserve"> calls Brevo's transactional HTTP API (not SMTP — Render's free-tier platform blocks outbound SMTP ports, see incident #3); </w:t>
+        <w:t xml:space="preserve"> calls Brevo's transactional HTTP API (not SMTP — Render's free-tier platform blocks outbound SMTP ports, see incident #3). No-ops-and-logs instead of throwing if unconfigured. </w:t>
       </w:r>
       <w:r>
         <w:rPr>
@@ -759,7 +770,7 @@
         <w:t>SmsService</w:t>
       </w:r>
       <w:r>
-        <w:t xml:space="preserve"> calls Africa's Talking. Both no-op-and-log instead of throwing if unconfigured.</w:t>
+        <w:t>/Africa's Talking still exist in the codebase and still work for other purposes, just not wired into this gate right now — restore the phone step once a live (non-sandbox) AT key is configured.</w:t>
       </w:r>
     </w:p>
     <w:p>
@@ -783,7 +794,7 @@
         <w:t>POST /auth/verify-otp</w:t>
       </w:r>
       <w:r>
-        <w:t xml:space="preserve">, once per channel; </w:t>
+        <w:t xml:space="preserve"> for the email channel; </w:t>
       </w:r>
       <w:r>
         <w:rPr>
@@ -793,7 +804,7 @@
         <w:t>completeLogin()</w:t>
       </w:r>
       <w:r>
-        <w:t xml:space="preserve"> only issues tokens once both </w:t>
+        <w:t xml:space="preserve"> issues tokens once </w:t>
       </w:r>
       <w:r>
         <w:rPr>
@@ -803,7 +814,7 @@
         <w:t>emailVerifiedAt</w:t>
       </w:r>
       <w:r>
-        <w:t xml:space="preserve"> and </w:t>
+        <w:t xml:space="preserve"> is set. </w:t>
       </w:r>
       <w:r>
         <w:rPr>
@@ -813,7 +824,7 @@
         <w:t>phoneVerifiedAt</w:t>
       </w:r>
       <w:r>
-        <w:t xml:space="preserve"> (when a phone is on file) are set.</w:t>
+        <w:t xml:space="preserve"> is no longer part of this gate.</w:t>
       </w:r>
     </w:p>
     <w:p>
@@ -1848,6 +1859,938 @@
       </w:r>
       <w:r>
         <w:t xml:space="preserve"> — the "mutual consent" the printable receipt requires.</w:t>
+      </w:r>
+    </w:p>
+    <w:p>
+      <w:pPr>
+        <w:pStyle w:val="Heading2"/>
+      </w:pPr>
+      <w:r>
+        <w:t>Level 1 — Driver App: Assignment &amp; Delivery Tracking</w:t>
+      </w:r>
+    </w:p>
+    <w:p>
+      <w:r>
+        <w:t xml:space="preserve">Added after this document's original freshness date (commit </w:t>
+      </w:r>
+      <w:r>
+        <w:rPr>
+          <w:rFonts w:ascii="Consolas" w:hAnsi="Consolas"/>
+          <w:sz w:val="20"/>
+        </w:rPr>
+        <w:t>75b7cff</w:t>
+      </w:r>
+      <w:r>
+        <w:t xml:space="preserve">, per user request, not in the original SRS) — see </w:t>
+      </w:r>
+      <w:hyperlink r:id="rId12">
+        <w:r>
+          <w:rPr>
+            <w:color w:val="0563C1"/>
+            <w:u w:val="single"/>
+          </w:rPr>
+          <w:t xml:space="preserve">`00-documentation-index.md`</w:t>
+        </w:r>
+      </w:hyperlink>
+      <w:r>
+        <w:t>'s cross-cutting note on why this section postdates the rest of the document.</w:t>
+      </w:r>
+    </w:p>
+    <w:p>
+      <w:r>
+        <w:rPr>
+          <w:rFonts w:ascii="Consolas" w:hAnsi="Consolas"/>
+          <w:sz w:val="19"/>
+        </w:rPr>
+        <w:t xml:space="preserve"> ┌──────────┐  1. assign(driverId)             ┌───────────────────┐</w:t>
+      </w:r>
+    </w:p>
+    <w:p>
+      <w:r>
+        <w:rPr>
+          <w:rFonts w:ascii="Consolas" w:hAnsi="Consolas"/>
+          <w:sz w:val="19"/>
+        </w:rPr>
+        <w:t xml:space="preserve"> │  Admin    ├─────────────────────────────────&gt;│ 1.0 Delivery       │</w:t>
+      </w:r>
+    </w:p>
+    <w:p>
+      <w:r>
+        <w:rPr>
+          <w:rFonts w:ascii="Consolas" w:hAnsi="Consolas"/>
+          <w:sz w:val="19"/>
+        </w:rPr>
+        <w:t xml:space="preserve"> │ (Owner /  │                                  │ Service.assign()   │</w:t>
+      </w:r>
+    </w:p>
+    <w:p>
+      <w:r>
+        <w:rPr>
+          <w:rFonts w:ascii="Consolas" w:hAnsi="Consolas"/>
+          <w:sz w:val="19"/>
+        </w:rPr>
+        <w:t xml:space="preserve"> │ StoreMgr/ │&lt;──────── delivery + driver ────── └──┬──────────┬─────┘</w:t>
+      </w:r>
+    </w:p>
+    <w:p>
+      <w:r>
+        <w:rPr>
+          <w:rFonts w:ascii="Consolas" w:hAnsi="Consolas"/>
+          <w:sz w:val="19"/>
+        </w:rPr>
+        <w:t xml:space="preserve"> │ Fulfillm.)│                                      │2. upsert │3. write</w:t>
+      </w:r>
+    </w:p>
+    <w:p>
+      <w:r>
+        <w:rPr>
+          <w:rFonts w:ascii="Consolas" w:hAnsi="Consolas"/>
+          <w:sz w:val="19"/>
+        </w:rPr>
+        <w:t xml:space="preserve"> └──────────┘                                       v          v</w:t>
+      </w:r>
+    </w:p>
+    <w:p>
+      <w:r>
+        <w:rPr>
+          <w:rFonts w:ascii="Consolas" w:hAnsi="Consolas"/>
+          <w:sz w:val="19"/>
+        </w:rPr>
+        <w:t xml:space="preserve">                                              ╔═══════════╗ ╔═══════════╗</w:t>
+      </w:r>
+    </w:p>
+    <w:p>
+      <w:r>
+        <w:rPr>
+          <w:rFonts w:ascii="Consolas" w:hAnsi="Consolas"/>
+          <w:sz w:val="19"/>
+        </w:rPr>
+        <w:t xml:space="preserve">                                              ║ Delivery  ║ ║ActivityLog║</w:t>
+      </w:r>
+    </w:p>
+    <w:p>
+      <w:r>
+        <w:rPr>
+          <w:rFonts w:ascii="Consolas" w:hAnsi="Consolas"/>
+          <w:sz w:val="19"/>
+        </w:rPr>
+        <w:t xml:space="preserve">                                              ╚═══════════╝ ╚═══════════╝</w:t>
+      </w:r>
+    </w:p>
+    <w:p>
+      <w:r>
+        <w:rPr>
+          <w:rFonts w:ascii="Consolas" w:hAnsi="Consolas"/>
+          <w:sz w:val="19"/>
+        </w:rPr>
+        <w:t xml:space="preserve"> ┌──────────┐ 4. status(EN_ROUTE_TO_PICKUP,    ┌───────────────────┐</w:t>
+      </w:r>
+    </w:p>
+    <w:p>
+      <w:r>
+        <w:rPr>
+          <w:rFonts w:ascii="Consolas" w:hAnsi="Consolas"/>
+          <w:sz w:val="19"/>
+        </w:rPr>
+        <w:t xml:space="preserve"> │  Driver   ├──PICKED_UP+gps, EN_ROUTE_TO──────&gt;│ 4.0 Delivery       │</w:t>
+      </w:r>
+    </w:p>
+    <w:p>
+      <w:r>
+        <w:rPr>
+          <w:rFonts w:ascii="Consolas" w:hAnsi="Consolas"/>
+          <w:sz w:val="19"/>
+        </w:rPr>
+        <w:t xml:space="preserve"> │ (own      │  CUSTOMER, DELIVERED+gps)         │ Service             │</w:t>
+      </w:r>
+    </w:p>
+    <w:p>
+      <w:r>
+        <w:rPr>
+          <w:rFonts w:ascii="Consolas" w:hAnsi="Consolas"/>
+          <w:sz w:val="19"/>
+        </w:rPr>
+        <w:t xml:space="preserve"> │ deliveries│&lt;────────── updated delivery ────── │ .updateStatus()    │</w:t>
+      </w:r>
+    </w:p>
+    <w:p>
+      <w:r>
+        <w:rPr>
+          <w:rFonts w:ascii="Consolas" w:hAnsi="Consolas"/>
+          <w:sz w:val="19"/>
+        </w:rPr>
+        <w:t xml:space="preserve"> │ only)     │                                    └──┬─────────┬──────┘</w:t>
+      </w:r>
+    </w:p>
+    <w:p>
+      <w:r>
+        <w:rPr>
+          <w:rFonts w:ascii="Consolas" w:hAnsi="Consolas"/>
+          <w:sz w:val="19"/>
+        </w:rPr>
+        <w:t xml:space="preserve"> └──────────┘                          5. write       │         │6. mirror onto</w:t>
+      </w:r>
+    </w:p>
+    <w:p>
+      <w:r>
+        <w:rPr>
+          <w:rFonts w:ascii="Consolas" w:hAnsi="Consolas"/>
+          <w:sz w:val="19"/>
+        </w:rPr>
+        <w:t xml:space="preserve">                                        Delivery       │         │  Order.status</w:t>
+      </w:r>
+    </w:p>
+    <w:p>
+      <w:r>
+        <w:rPr>
+          <w:rFonts w:ascii="Consolas" w:hAnsi="Consolas"/>
+          <w:sz w:val="19"/>
+        </w:rPr>
+        <w:t xml:space="preserve">                                        (GPS+timestamp │         │  (reuses 6.0</w:t>
+      </w:r>
+    </w:p>
+    <w:p>
+      <w:r>
+        <w:rPr>
+          <w:rFonts w:ascii="Consolas" w:hAnsi="Consolas"/>
+          <w:sz w:val="19"/>
+        </w:rPr>
+        <w:t xml:space="preserve">                                        at pickup/      v         │  Update Order</w:t>
+      </w:r>
+    </w:p>
+    <w:p>
+      <w:r>
+        <w:rPr>
+          <w:rFonts w:ascii="Consolas" w:hAnsi="Consolas"/>
+          <w:sz w:val="19"/>
+        </w:rPr>
+        <w:t xml:space="preserve">                                        delivery)  ╔═══════════╗  │  Status, see</w:t>
+      </w:r>
+    </w:p>
+    <w:p>
+      <w:r>
+        <w:rPr>
+          <w:rFonts w:ascii="Consolas" w:hAnsi="Consolas"/>
+          <w:sz w:val="19"/>
+        </w:rPr>
+        <w:t xml:space="preserve">                                                    ║ Delivery  ║  │  Checkout &amp;</w:t>
+      </w:r>
+    </w:p>
+    <w:p>
+      <w:r>
+        <w:rPr>
+          <w:rFonts w:ascii="Consolas" w:hAnsi="Consolas"/>
+          <w:sz w:val="19"/>
+        </w:rPr>
+        <w:t xml:space="preserve">                                                    ╚═══════════╝  │  Order</w:t>
+      </w:r>
+    </w:p>
+    <w:p>
+      <w:r>
+        <w:rPr>
+          <w:rFonts w:ascii="Consolas" w:hAnsi="Consolas"/>
+          <w:sz w:val="19"/>
+        </w:rPr>
+        <w:t xml:space="preserve">                                                                    │  Processing</w:t>
+      </w:r>
+    </w:p>
+    <w:p>
+      <w:r>
+        <w:rPr>
+          <w:rFonts w:ascii="Consolas" w:hAnsi="Consolas"/>
+          <w:sz w:val="19"/>
+        </w:rPr>
+        <w:t xml:space="preserve">                                                                    v  above)</w:t>
+      </w:r>
+    </w:p>
+    <w:p>
+      <w:r>
+        <w:rPr>
+          <w:rFonts w:ascii="Consolas" w:hAnsi="Consolas"/>
+          <w:sz w:val="19"/>
+        </w:rPr>
+        <w:t xml:space="preserve">                                                            ╔═══════════╗</w:t>
+      </w:r>
+    </w:p>
+    <w:p>
+      <w:r>
+        <w:rPr>
+          <w:rFonts w:ascii="Consolas" w:hAnsi="Consolas"/>
+          <w:sz w:val="19"/>
+        </w:rPr>
+        <w:t xml:space="preserve">                                                            ║   Order   ║</w:t>
+      </w:r>
+    </w:p>
+    <w:p>
+      <w:r>
+        <w:rPr>
+          <w:rFonts w:ascii="Consolas" w:hAnsi="Consolas"/>
+          <w:sz w:val="19"/>
+        </w:rPr>
+        <w:t xml:space="preserve">                                                            ╚═══════════╝</w:t>
+      </w:r>
+    </w:p>
+    <w:p>
+      <w:pPr>
+        <w:pStyle w:val="ListBullet"/>
+      </w:pPr>
+      <w:r>
+        <w:rPr>
+          <w:b/>
+        </w:rPr>
+        <w:t>Assignment</w:t>
+      </w:r>
+      <w:r>
+        <w:t xml:space="preserve"> (</w:t>
+      </w:r>
+      <w:r>
+        <w:rPr>
+          <w:rFonts w:ascii="Consolas" w:hAnsi="Consolas"/>
+          <w:sz w:val="20"/>
+        </w:rPr>
+        <w:t>PATCH /admin/orders/:id/assign-driver</w:t>
+      </w:r>
+      <w:r>
+        <w:t xml:space="preserve">, </w:t>
+      </w:r>
+      <w:r>
+        <w:rPr>
+          <w:rFonts w:ascii="Consolas" w:hAnsi="Consolas"/>
+          <w:sz w:val="20"/>
+        </w:rPr>
+        <w:t>OWNER</w:t>
+      </w:r>
+      <w:r>
+        <w:t>/</w:t>
+      </w:r>
+      <w:r>
+        <w:rPr>
+          <w:rFonts w:ascii="Consolas" w:hAnsi="Consolas"/>
+          <w:sz w:val="20"/>
+        </w:rPr>
+        <w:t>STORE_MANAGER</w:t>
+      </w:r>
+      <w:r>
+        <w:t>/</w:t>
+      </w:r>
+      <w:r>
+        <w:rPr>
+          <w:rFonts w:ascii="Consolas" w:hAnsi="Consolas"/>
+          <w:sz w:val="20"/>
+        </w:rPr>
+        <w:t>FULFILLMENT</w:t>
+      </w:r>
+      <w:r>
+        <w:t xml:space="preserve"> — same RBAC boundary as order management, not a separate permission): upserts a </w:t>
+      </w:r>
+      <w:r>
+        <w:rPr>
+          <w:rFonts w:ascii="Consolas" w:hAnsi="Consolas"/>
+          <w:sz w:val="20"/>
+        </w:rPr>
+        <w:t>Delivery</w:t>
+      </w:r>
+      <w:r>
+        <w:t xml:space="preserve"> row 1:1 with the </w:t>
+      </w:r>
+      <w:r>
+        <w:rPr>
+          <w:rFonts w:ascii="Consolas" w:hAnsi="Consolas"/>
+          <w:sz w:val="20"/>
+        </w:rPr>
+        <w:t>Order</w:t>
+      </w:r>
+      <w:r>
+        <w:t xml:space="preserve">. Reassigning an in-progress delivery resets its own lifecycle back to </w:t>
+      </w:r>
+      <w:r>
+        <w:rPr>
+          <w:rFonts w:ascii="Consolas" w:hAnsi="Consolas"/>
+          <w:sz w:val="20"/>
+        </w:rPr>
+        <w:t>ASSIGNED</w:t>
+      </w:r>
+      <w:r>
+        <w:t xml:space="preserve"> (pickup/delivery snapshots cleared) but never moves </w:t>
+      </w:r>
+      <w:r>
+        <w:rPr>
+          <w:rFonts w:ascii="Consolas" w:hAnsi="Consolas"/>
+          <w:sz w:val="20"/>
+        </w:rPr>
+        <w:t>Order.status</w:t>
+      </w:r>
+      <w:r>
+        <w:t xml:space="preserve"> backward.</w:t>
+      </w:r>
+    </w:p>
+    <w:p>
+      <w:pPr>
+        <w:pStyle w:val="ListBullet"/>
+      </w:pPr>
+      <w:r>
+        <w:rPr>
+          <w:b/>
+        </w:rPr>
+        <w:t>Driver status updates</w:t>
+      </w:r>
+      <w:r>
+        <w:t xml:space="preserve"> (</w:t>
+      </w:r>
+      <w:r>
+        <w:rPr>
+          <w:rFonts w:ascii="Consolas" w:hAnsi="Consolas"/>
+          <w:sz w:val="20"/>
+        </w:rPr>
+        <w:t>PATCH /driver/deliveries/:id/status</w:t>
+      </w:r>
+      <w:r>
+        <w:t xml:space="preserve">, </w:t>
+      </w:r>
+      <w:r>
+        <w:rPr>
+          <w:rFonts w:ascii="Consolas" w:hAnsi="Consolas"/>
+          <w:sz w:val="20"/>
+        </w:rPr>
+        <w:t>DRIVER</w:t>
+      </w:r>
+      <w:r>
+        <w:t xml:space="preserve"> only, ownership-checked to the caller's own assigned deliveries): </w:t>
+      </w:r>
+      <w:r>
+        <w:rPr>
+          <w:rFonts w:ascii="Consolas" w:hAnsi="Consolas"/>
+          <w:sz w:val="20"/>
+        </w:rPr>
+        <w:t>ASSIGNED → EN_ROUTE_TO_PICKUP → PICKED_UP → EN_ROUTE_TO_CUSTOMER → DELIVERED</w:t>
+      </w:r>
+      <w:r>
+        <w:t xml:space="preserve">, or </w:t>
+      </w:r>
+      <w:r>
+        <w:rPr>
+          <w:rFonts w:ascii="Consolas" w:hAnsi="Consolas"/>
+          <w:sz w:val="20"/>
+        </w:rPr>
+        <w:t>FAILED</w:t>
+      </w:r>
+      <w:r>
+        <w:t xml:space="preserve"> from any in-progress state. </w:t>
+      </w:r>
+      <w:r>
+        <w:rPr>
+          <w:rFonts w:ascii="Consolas" w:hAnsi="Consolas"/>
+          <w:sz w:val="20"/>
+        </w:rPr>
+        <w:t>PICKED_UP</w:t>
+      </w:r>
+      <w:r>
+        <w:t>/</w:t>
+      </w:r>
+      <w:r>
+        <w:rPr>
+          <w:rFonts w:ascii="Consolas" w:hAnsi="Consolas"/>
+          <w:sz w:val="20"/>
+        </w:rPr>
+        <w:t>DELIVERED</w:t>
+      </w:r>
+      <w:r>
+        <w:t xml:space="preserve"> require GPS coordinates (captured via the browser's </w:t>
+      </w:r>
+      <w:r>
+        <w:rPr>
+          <w:rFonts w:ascii="Consolas" w:hAnsi="Consolas"/>
+          <w:sz w:val="20"/>
+        </w:rPr>
+        <w:t>navigator.geolocation</w:t>
+      </w:r>
+      <w:r>
+        <w:t>, per user decision — deep-link to Google Maps for actual turn-by-turn directions rather than an in-app map/routing SDK) and snapshot them plus a timestamp.</w:t>
+      </w:r>
+    </w:p>
+    <w:p>
+      <w:pPr>
+        <w:pStyle w:val="ListBullet"/>
+      </w:pPr>
+      <w:r>
+        <w:rPr>
+          <w:b/>
+        </w:rPr>
+        <w:t xml:space="preserve">Mirrored onto </w:t>
+      </w:r>
+      <w:r>
+        <w:rPr>
+          <w:rFonts w:ascii="Consolas" w:hAnsi="Consolas"/>
+          <w:b/>
+          <w:sz w:val="20"/>
+        </w:rPr>
+        <w:t>Order.status</w:t>
+      </w:r>
+      <w:r>
+        <w:t xml:space="preserve">: </w:t>
+      </w:r>
+      <w:r>
+        <w:rPr>
+          <w:rFonts w:ascii="Consolas" w:hAnsi="Consolas"/>
+          <w:sz w:val="20"/>
+        </w:rPr>
+        <w:t>PICKED_UP</w:t>
+      </w:r>
+      <w:r>
+        <w:t xml:space="preserve"> → </w:t>
+      </w:r>
+      <w:r>
+        <w:rPr>
+          <w:rFonts w:ascii="Consolas" w:hAnsi="Consolas"/>
+          <w:sz w:val="20"/>
+        </w:rPr>
+        <w:t>SHIPPED</w:t>
+      </w:r>
+      <w:r>
+        <w:t xml:space="preserve">, </w:t>
+      </w:r>
+      <w:r>
+        <w:rPr>
+          <w:rFonts w:ascii="Consolas" w:hAnsi="Consolas"/>
+          <w:sz w:val="20"/>
+        </w:rPr>
+        <w:t>DELIVERED</w:t>
+      </w:r>
+      <w:r>
+        <w:t xml:space="preserve"> → </w:t>
+      </w:r>
+      <w:r>
+        <w:rPr>
+          <w:rFonts w:ascii="Consolas" w:hAnsi="Consolas"/>
+          <w:sz w:val="20"/>
+        </w:rPr>
+        <w:t>DELIVERED</w:t>
+      </w:r>
+      <w:r>
+        <w:t xml:space="preserve">, by calling </w:t>
+      </w:r>
+      <w:r>
+        <w:rPr>
+          <w:rFonts w:ascii="Consolas" w:hAnsi="Consolas"/>
+          <w:sz w:val="20"/>
+        </w:rPr>
+        <w:t>OrdersService.updateStatus()</w:t>
+      </w:r>
+      <w:r>
+        <w:t xml:space="preserve"> directly (step 6.0 above is the same process box as the Checkout &amp; Order Processing diagram's staff-triggered transition) — stepping through </w:t>
+      </w:r>
+      <w:r>
+        <w:rPr>
+          <w:rFonts w:ascii="Consolas" w:hAnsi="Consolas"/>
+          <w:sz w:val="20"/>
+        </w:rPr>
+        <w:t>PROCESSING</w:t>
+      </w:r>
+      <w:r>
+        <w:t xml:space="preserve"> first if the order hadn't already been moved there, so a driver being assigned before staff has processed the order is a normal sequencing, not an error. This is why a </w:t>
+      </w:r>
+      <w:r>
+        <w:rPr>
+          <w:rFonts w:ascii="Consolas" w:hAnsi="Consolas"/>
+          <w:sz w:val="20"/>
+        </w:rPr>
+        <w:t>DELIVERED</w:t>
+      </w:r>
+      <w:r>
+        <w:t xml:space="preserve"> delivery also triggers revenue recognition exactly as a staff-triggered </w:t>
+      </w:r>
+      <w:r>
+        <w:rPr>
+          <w:rFonts w:ascii="Consolas" w:hAnsi="Consolas"/>
+          <w:sz w:val="20"/>
+        </w:rPr>
+        <w:t>DELIVERED</w:t>
+      </w:r>
+      <w:r>
+        <w:t xml:space="preserve"> transition would — it's literally the same code path.</w:t>
+      </w:r>
+    </w:p>
+    <w:p>
+      <w:pPr>
+        <w:pStyle w:val="ListBullet"/>
+      </w:pPr>
+      <w:r>
+        <w:t xml:space="preserve">A separate, lower-frequency flow (not diagrammed): </w:t>
+      </w:r>
+      <w:r>
+        <w:rPr>
+          <w:rFonts w:ascii="Consolas" w:hAnsi="Consolas"/>
+          <w:sz w:val="20"/>
+        </w:rPr>
+        <w:t>PATCH /driver/deliveries/:id/location</w:t>
+      </w:r>
+      <w:r>
+        <w:t xml:space="preserve"> writes a single last-known-position snapshot (</w:t>
+      </w:r>
+      <w:r>
+        <w:rPr>
+          <w:rFonts w:ascii="Consolas" w:hAnsi="Consolas"/>
+          <w:sz w:val="20"/>
+        </w:rPr>
+        <w:t>currentLat</w:t>
+      </w:r>
+      <w:r>
+        <w:t>/</w:t>
+      </w:r>
+      <w:r>
+        <w:rPr>
+          <w:rFonts w:ascii="Consolas" w:hAnsi="Consolas"/>
+          <w:sz w:val="20"/>
+        </w:rPr>
+        <w:t>currentLng</w:t>
+      </w:r>
+      <w:r>
+        <w:t>/</w:t>
+      </w:r>
+      <w:r>
+        <w:rPr>
+          <w:rFonts w:ascii="Consolas" w:hAnsi="Consolas"/>
+          <w:sz w:val="20"/>
+        </w:rPr>
+        <w:t>lastLocationAt</w:t>
+      </w:r>
+      <w:r>
+        <w:t>, overwritten each call) — a manual "share my current location" action, not continuous background tracking.</w:t>
+      </w:r>
+    </w:p>
+    <w:p>
+      <w:pPr>
+        <w:pStyle w:val="ListBullet"/>
+      </w:pPr>
+      <w:r>
+        <w:t xml:space="preserve">Both the customer's and staff's printable receipt (see Checkout &amp; Order Processing above) read </w:t>
+      </w:r>
+      <w:r>
+        <w:rPr>
+          <w:rFonts w:ascii="Consolas" w:hAnsi="Consolas"/>
+          <w:sz w:val="20"/>
+        </w:rPr>
+        <w:t>Delivery</w:t>
+      </w:r>
+      <w:r>
+        <w:t xml:space="preserve"> via </w:t>
+      </w:r>
+      <w:r>
+        <w:rPr>
+          <w:rFonts w:ascii="Consolas" w:hAnsi="Consolas"/>
+          <w:sz w:val="20"/>
+        </w:rPr>
+        <w:t>Order.delivery</w:t>
+      </w:r>
+      <w:r>
+        <w:t xml:space="preserve"> to show driver name, pickup time+location, and delivery time+location.</w:t>
+      </w:r>
+    </w:p>
+    <w:p>
+      <w:r>
+        <w:rPr>
+          <w:b/>
+        </w:rPr>
+        <w:t xml:space="preserve">Added commit </w:t>
+      </w:r>
+      <w:r>
+        <w:rPr>
+          <w:rFonts w:ascii="Consolas" w:hAnsi="Consolas"/>
+          <w:b/>
+          <w:sz w:val="20"/>
+        </w:rPr>
+        <w:t>445a258</w:t>
+      </w:r>
+      <w:r>
+        <w:t xml:space="preserve"> (delivery-services MVP gaps, scoped against the customer's own stated MVP list — see </w:t>
+      </w:r>
+      <w:hyperlink r:id="rId13">
+        <w:r>
+          <w:rPr>
+            <w:color w:val="0563C1"/>
+            <w:u w:val="single"/>
+          </w:rPr>
+          <w:t xml:space="preserve">`16-user-and-administrator-procedures.md`</w:t>
+        </w:r>
+      </w:hyperlink>
+      <w:r>
+        <w:t xml:space="preserve"> for what was deliberately left out and why):</w:t>
+      </w:r>
+    </w:p>
+    <w:p>
+      <w:pPr>
+        <w:pStyle w:val="ListBullet"/>
+      </w:pPr>
+      <w:r>
+        <w:rPr>
+          <w:b/>
+        </w:rPr>
+        <w:t>Driver availability</w:t>
+      </w:r>
+      <w:r>
+        <w:t xml:space="preserve"> (</w:t>
+      </w:r>
+      <w:r>
+        <w:rPr>
+          <w:rFonts w:ascii="Consolas" w:hAnsi="Consolas"/>
+          <w:sz w:val="20"/>
+        </w:rPr>
+        <w:t>PATCH</w:t>
+      </w:r>
+      <w:r>
+        <w:t>/</w:t>
+      </w:r>
+      <w:r>
+        <w:rPr>
+          <w:rFonts w:ascii="Consolas" w:hAnsi="Consolas"/>
+          <w:sz w:val="20"/>
+        </w:rPr>
+        <w:t>GET /driver/status</w:t>
+      </w:r>
+      <w:r>
+        <w:t xml:space="preserve">): a plain </w:t>
+      </w:r>
+      <w:r>
+        <w:rPr>
+          <w:rFonts w:ascii="Consolas" w:hAnsi="Consolas"/>
+          <w:sz w:val="20"/>
+        </w:rPr>
+        <w:t>User.driverStatus</w:t>
+      </w:r>
+      <w:r>
+        <w:t xml:space="preserve"> write, self-reported only — not wired into the assignment or status-update flows above, deliberately (see the schema comment on why it's never derived from a driver's own </w:t>
+      </w:r>
+      <w:r>
+        <w:rPr>
+          <w:rFonts w:ascii="Consolas" w:hAnsi="Consolas"/>
+          <w:sz w:val="20"/>
+        </w:rPr>
+        <w:t>Delivery</w:t>
+      </w:r>
+      <w:r>
+        <w:t xml:space="preserve"> rows).</w:t>
+      </w:r>
+    </w:p>
+    <w:p>
+      <w:pPr>
+        <w:pStyle w:val="ListBullet"/>
+      </w:pPr>
+      <w:r>
+        <w:rPr>
+          <w:b/>
+        </w:rPr>
+        <w:t>Priority</w:t>
+      </w:r>
+      <w:r>
+        <w:t xml:space="preserve"> (</w:t>
+      </w:r>
+      <w:r>
+        <w:rPr>
+          <w:rFonts w:ascii="Consolas" w:hAnsi="Consolas"/>
+          <w:sz w:val="20"/>
+        </w:rPr>
+        <w:t>assign-driver</w:t>
+      </w:r>
+      <w:r>
+        <w:t xml:space="preserve">'s optional </w:t>
+      </w:r>
+      <w:r>
+        <w:rPr>
+          <w:rFonts w:ascii="Consolas" w:hAnsi="Consolas"/>
+          <w:sz w:val="20"/>
+        </w:rPr>
+        <w:t>priority</w:t>
+      </w:r>
+      <w:r>
+        <w:t xml:space="preserve"> field): stored on </w:t>
+      </w:r>
+      <w:r>
+        <w:rPr>
+          <w:rFonts w:ascii="Consolas" w:hAnsi="Consolas"/>
+          <w:sz w:val="20"/>
+        </w:rPr>
+        <w:t>Delivery</w:t>
+      </w:r>
+      <w:r>
+        <w:t xml:space="preserve">, read back only by </w:t>
+      </w:r>
+      <w:r>
+        <w:rPr>
+          <w:rFonts w:ascii="Consolas" w:hAnsi="Consolas"/>
+          <w:sz w:val="20"/>
+        </w:rPr>
+        <w:t>listMine()</w:t>
+      </w:r>
+      <w:r>
+        <w:t>'s sort order (</w:t>
+      </w:r>
+      <w:r>
+        <w:rPr>
+          <w:rFonts w:ascii="Consolas" w:hAnsi="Consolas"/>
+          <w:sz w:val="20"/>
+        </w:rPr>
+        <w:t>priority desc, assignedAt asc</w:t>
+      </w:r>
+      <w:r>
+        <w:t>) — no other process consumes it; there is no automated-dispatch flow that reads it.</w:t>
+      </w:r>
+    </w:p>
+    <w:p>
+      <w:pPr>
+        <w:pStyle w:val="ListBullet"/>
+      </w:pPr>
+      <w:r>
+        <w:rPr>
+          <w:b/>
+        </w:rPr>
+        <w:t>Customer notifications</w:t>
+      </w:r>
+      <w:r>
+        <w:t xml:space="preserve">: </w:t>
+      </w:r>
+      <w:r>
+        <w:rPr>
+          <w:rFonts w:ascii="Consolas" w:hAnsi="Consolas"/>
+          <w:sz w:val="20"/>
+        </w:rPr>
+        <w:t>notifyCustomer()</w:t>
+      </w:r>
+      <w:r>
+        <w:t xml:space="preserve"> runs after each of the flows above that changes </w:t>
+      </w:r>
+      <w:r>
+        <w:rPr>
+          <w:rFonts w:ascii="Consolas" w:hAnsi="Consolas"/>
+          <w:sz w:val="20"/>
+        </w:rPr>
+        <w:t>status</w:t>
+      </w:r>
+      <w:r>
+        <w:t xml:space="preserve"> to </w:t>
+      </w:r>
+      <w:r>
+        <w:rPr>
+          <w:rFonts w:ascii="Consolas" w:hAnsi="Consolas"/>
+          <w:sz w:val="20"/>
+        </w:rPr>
+        <w:t>ASSIGNED</w:t>
+      </w:r>
+      <w:r>
+        <w:t xml:space="preserve">, </w:t>
+      </w:r>
+      <w:r>
+        <w:rPr>
+          <w:rFonts w:ascii="Consolas" w:hAnsi="Consolas"/>
+          <w:sz w:val="20"/>
+        </w:rPr>
+        <w:t>PICKED_UP</w:t>
+      </w:r>
+      <w:r>
+        <w:t xml:space="preserve">, </w:t>
+      </w:r>
+      <w:r>
+        <w:rPr>
+          <w:rFonts w:ascii="Consolas" w:hAnsi="Consolas"/>
+          <w:sz w:val="20"/>
+        </w:rPr>
+        <w:t>DELIVERED</w:t>
+      </w:r>
+      <w:r>
+        <w:t xml:space="preserve">, or </w:t>
+      </w:r>
+      <w:r>
+        <w:rPr>
+          <w:rFonts w:ascii="Consolas" w:hAnsi="Consolas"/>
+          <w:sz w:val="20"/>
+        </w:rPr>
+        <w:t>FAILED</w:t>
+      </w:r>
+      <w:r>
+        <w:t xml:space="preserve"> — reads </w:t>
+      </w:r>
+      <w:r>
+        <w:rPr>
+          <w:rFonts w:ascii="Consolas" w:hAnsi="Consolas"/>
+          <w:sz w:val="20"/>
+        </w:rPr>
+        <w:t>Order.user</w:t>
+      </w:r>
+      <w:r>
+        <w:t xml:space="preserve">'s </w:t>
+      </w:r>
+      <w:r>
+        <w:rPr>
+          <w:rFonts w:ascii="Consolas" w:hAnsi="Consolas"/>
+          <w:sz w:val="20"/>
+        </w:rPr>
+        <w:t>notifyOrderUpdatesEmail</w:t>
+      </w:r>
+      <w:r>
+        <w:t xml:space="preserve">/ </w:t>
+      </w:r>
+      <w:r>
+        <w:rPr>
+          <w:rFonts w:ascii="Consolas" w:hAnsi="Consolas"/>
+          <w:sz w:val="20"/>
+        </w:rPr>
+        <w:t>notifyOrderUpdatesSms</w:t>
+      </w:r>
+      <w:r>
+        <w:t xml:space="preserve"> preferences, then calls </w:t>
+      </w:r>
+      <w:r>
+        <w:rPr>
+          <w:rFonts w:ascii="Consolas" w:hAnsi="Consolas"/>
+          <w:sz w:val="20"/>
+        </w:rPr>
+        <w:t>MailService</w:t>
+      </w:r>
+      <w:r>
+        <w:t>/</w:t>
+      </w:r>
+      <w:r>
+        <w:rPr>
+          <w:rFonts w:ascii="Consolas" w:hAnsi="Consolas"/>
+          <w:sz w:val="20"/>
+        </w:rPr>
+        <w:t>SmsService</w:t>
+      </w:r>
+      <w:r>
+        <w:t xml:space="preserve"> (the same already-live Brevo/ Africa's Talking integrations registration OTP uses). Best-effort — wrapped so a send failure is logged and swallowed, never blocking the delivery-status write it's attached to.</w:t>
+      </w:r>
+    </w:p>
+    <w:p>
+      <w:pPr>
+        <w:pStyle w:val="ListBullet"/>
+      </w:pPr>
+      <w:r>
+        <w:rPr>
+          <w:b/>
+        </w:rPr>
+        <w:t>Admin Dashboard summary</w:t>
+      </w:r>
+      <w:r>
+        <w:t xml:space="preserve"> (</w:t>
+      </w:r>
+      <w:r>
+        <w:rPr>
+          <w:rFonts w:ascii="Consolas" w:hAnsi="Consolas"/>
+          <w:sz w:val="20"/>
+        </w:rPr>
+        <w:t>GET /admin/deliveries/summary</w:t>
+      </w:r>
+      <w:r>
+        <w:t xml:space="preserve">, not diagrammed — a simple </w:t>
+      </w:r>
+      <w:r>
+        <w:rPr>
+          <w:rFonts w:ascii="Consolas" w:hAnsi="Consolas"/>
+          <w:sz w:val="20"/>
+        </w:rPr>
+        <w:t>groupBy</w:t>
+      </w:r>
+      <w:r>
+        <w:t xml:space="preserve"> read, no new data flow of its own): feeds the Dashboard's new "Active Deliveries" panel.</w:t>
       </w:r>
     </w:p>
     <w:p>

--- a/docs/21-data-flow-diagram.docx
+++ b/docs/21-data-flow-diagram.docx
@@ -60,10 +60,10 @@
           <w:rFonts w:ascii="Consolas" w:hAnsi="Consolas"/>
           <w:sz w:val="20"/>
         </w:rPr>
-        <w:t>a29e0cf</w:t>
-      </w:r>
-      <w:r>
-        <w:t xml:space="preserve"> (2026-08-16), the schema/service layer as of that commit. This is a point-in-time artifact, not auto-synced to the live codebase — re-generate by hand after a schema or major flow change, the same convention as </w:t>
+        <w:t>7e197b9</w:t>
+      </w:r>
+      <w:r>
+        <w:t xml:space="preserve"> (2026-08-17), the schema/service layer as of that commit. This is a point-in-time artifact, not auto-synced to the live codebase — re-generate by hand after a schema or major flow change, the same convention as </w:t>
       </w:r>
       <w:hyperlink r:id="rId9">
         <w:r>
@@ -1863,6 +1863,102 @@
     </w:p>
     <w:p>
       <w:pPr>
+        <w:pStyle w:val="ListBullet"/>
+      </w:pPr>
+      <w:r>
+        <w:rPr>
+          <w:b/>
+        </w:rPr>
+        <w:t>Shipping fee (added this session, per user decision)</w:t>
+      </w:r>
+      <w:r>
+        <w:t xml:space="preserve">: before step 1.0's </w:t>
+      </w:r>
+      <w:r>
+        <w:rPr>
+          <w:rFonts w:ascii="Consolas" w:hAnsi="Consolas"/>
+          <w:sz w:val="20"/>
+        </w:rPr>
+        <w:t>$transaction</w:t>
+      </w:r>
+      <w:r>
+        <w:t xml:space="preserve"> opens, </w:t>
+      </w:r>
+      <w:r>
+        <w:rPr>
+          <w:rFonts w:ascii="Consolas" w:hAnsi="Consolas"/>
+          <w:sz w:val="20"/>
+        </w:rPr>
+        <w:t>1.0 Checkout</w:t>
+      </w:r>
+      <w:r>
+        <w:t xml:space="preserve"> calls </w:t>
+      </w:r>
+      <w:r>
+        <w:rPr>
+          <w:rFonts w:ascii="Consolas" w:hAnsi="Consolas"/>
+          <w:sz w:val="20"/>
+        </w:rPr>
+        <w:t>ShippingZonesService.priceFor(city, deliveryMethod)</w:t>
+      </w:r>
+      <w:r>
+        <w:t xml:space="preserve">, which matches the shipping address's city against an admin-managed </w:t>
+      </w:r>
+      <w:r>
+        <w:rPr>
+          <w:rFonts w:ascii="Consolas" w:hAnsi="Consolas"/>
+          <w:sz w:val="20"/>
+        </w:rPr>
+        <w:t>ShippingZone</w:t>
+      </w:r>
+      <w:r>
+        <w:t xml:space="preserve"> (falling back to whichever zone is </w:t>
+      </w:r>
+      <w:r>
+        <w:rPr>
+          <w:rFonts w:ascii="Consolas" w:hAnsi="Consolas"/>
+          <w:sz w:val="20"/>
+        </w:rPr>
+        <w:t>isDefault</w:t>
+      </w:r>
+      <w:r>
+        <w:t xml:space="preserve">) and returns that zone's fee for the chosen delivery method — throwing a </w:t>
+      </w:r>
+      <w:r>
+        <w:rPr>
+          <w:rFonts w:ascii="Consolas" w:hAnsi="Consolas"/>
+          <w:sz w:val="20"/>
+        </w:rPr>
+        <w:t>400</w:t>
+      </w:r>
+      <w:r>
+        <w:t xml:space="preserve"> first if the matched zone doesn't offer that method at all, before any cart/stock work happens. The zone's name is snapshotted onto </w:t>
+      </w:r>
+      <w:r>
+        <w:rPr>
+          <w:rFonts w:ascii="Consolas" w:hAnsi="Consolas"/>
+          <w:sz w:val="20"/>
+        </w:rPr>
+        <w:t>Order.shippingZoneName</w:t>
+      </w:r>
+      <w:r>
+        <w:t xml:space="preserve"> alongside the numeric fee. Replaces the old flat per-delivery-method fee table that ignored the destination entirely — see </w:t>
+      </w:r>
+      <w:hyperlink r:id="rId12">
+        <w:r>
+          <w:rPr>
+            <w:color w:val="0563C1"/>
+            <w:u w:val="single"/>
+          </w:rPr>
+          <w:t xml:space="preserve">`16-user-and-administrator-procedures.md`</w:t>
+        </w:r>
+      </w:hyperlink>
+      <w:r>
+        <w:t xml:space="preserve"> for how an admin edits zones/rates at Admin → Shipping Zones.</w:t>
+      </w:r>
+    </w:p>
+    <w:p>
+      <w:pPr>
         <w:pStyle w:val="Heading2"/>
       </w:pPr>
       <w:r>
@@ -1883,7 +1979,7 @@
       <w:r>
         <w:t xml:space="preserve">, per user request, not in the original SRS) — see </w:t>
       </w:r>
-      <w:hyperlink r:id="rId12">
+      <w:hyperlink r:id="rId13">
         <w:r>
           <w:rPr>
             <w:color w:val="0563C1"/>
@@ -2504,7 +2600,7 @@
       <w:r>
         <w:t xml:space="preserve"> (delivery-services MVP gaps, scoped against the customer's own stated MVP list — see </w:t>
       </w:r>
-      <w:hyperlink r:id="rId13">
+      <w:hyperlink r:id="rId12">
         <w:r>
           <w:rPr>
             <w:color w:val="0563C1"/>

--- a/docs/21-data-flow-diagram.docx
+++ b/docs/21-data-flow-diagram.docx
@@ -60,7 +60,7 @@
           <w:rFonts w:ascii="Consolas" w:hAnsi="Consolas"/>
           <w:sz w:val="20"/>
         </w:rPr>
-        <w:t>7e197b9</w:t>
+        <w:t>c917b38</w:t>
       </w:r>
       <w:r>
         <w:t xml:space="preserve"> (2026-08-17), the schema/service layer as of that commit. This is a point-in-time artifact, not auto-synced to the live codebase — re-generate by hand after a schema or major flow change, the same convention as </w:t>
